--- a/納品レポート/ホテル別レポート/川崎日航ホテル_口コミ分析改善レポート.docx
+++ b/納品レポート/ホテル別レポート/川崎日航ホテル_口コミ分析改善レポート.docx
@@ -81,7 +81,7 @@
           <w:sz w:val="22"/>
           <w:szCs w:val="22"/>
         </w:rPr>
-        <w:t xml:space="preserve">分析対象期間：2025年12月〜2026年3月</w:t>
+        <w:t xml:space="preserve">分析対象期間：2025年12月〜2026年4月</w:t>
       </w:r>
     </w:p>
     <w:p>
@@ -96,7 +96,7 @@
           <w:sz w:val="22"/>
           <w:szCs w:val="22"/>
         </w:rPr>
-        <w:t xml:space="preserve">レビュー総数：136件（重複除外後）</w:t>
+        <w:t xml:space="preserve">レビュー総数：71件（重複除外後）</w:t>
       </w:r>
     </w:p>
     <w:p>
@@ -131,7 +131,7 @@
           <w:sz w:val="20"/>
           <w:szCs w:val="20"/>
         </w:rPr>
-        <w:t xml:space="preserve">作成日：2026年4月3日</w:t>
+        <w:t xml:space="preserve">作成日：2026年4月12日</w:t>
       </w:r>
     </w:p>
     <w:p>
@@ -189,7 +189,7 @@
           <w:sz w:val="21"/>
           <w:szCs w:val="21"/>
         </w:rPr>
-        <w:t xml:space="preserve">2025年12月〜2026年3月に各OTAサイト・口コミサイトに投稿された136件のレビューを包括的に分析しました。以下が主要な発見事項です。</w:t>
+        <w:t xml:space="preserve">2025年12月〜2026年4月に各OTAサイト・口コミサイトに投稿された71件のレビューを包括的に分析しました。以下が主要な発見事項です。</w:t>
       </w:r>
     </w:p>
     <w:p>
@@ -261,7 +261,7 @@
                 <w:sz w:val="36"/>
                 <w:szCs w:val="36"/>
               </w:rPr>
-              <w:t xml:space="preserve">8.64</w:t>
+              <w:t xml:space="preserve">8.66</w:t>
             </w:r>
           </w:p>
         </w:tc>
@@ -310,7 +310,7 @@
                 <w:sz w:val="36"/>
                 <w:szCs w:val="36"/>
               </w:rPr>
-              <w:t xml:space="preserve">80.9%</w:t>
+              <w:t xml:space="preserve">81.7%</w:t>
             </w:r>
           </w:p>
         </w:tc>
@@ -359,7 +359,7 @@
                 <w:sz w:val="36"/>
                 <w:szCs w:val="36"/>
               </w:rPr>
-              <w:t xml:space="preserve">2.2%</w:t>
+              <w:t xml:space="preserve">4.2%</w:t>
             </w:r>
           </w:p>
         </w:tc>
@@ -408,7 +408,7 @@
                 <w:sz w:val="36"/>
                 <w:szCs w:val="36"/>
               </w:rPr>
-              <w:t xml:space="preserve">136件</w:t>
+              <w:t xml:space="preserve">71件</w:t>
             </w:r>
           </w:p>
         </w:tc>
@@ -448,7 +448,7 @@
           <w:sz w:val="21"/>
           <w:szCs w:val="21"/>
         </w:rPr>
-        <w:t xml:space="preserve">川崎日航ホテルの総合評価は10点換算で8.64点となり、高評価率は80.9%です。全体的に高い評価を獲得しており、特に立地・アクセスが顧客に高く評価されています。</w:t>
+        <w:t xml:space="preserve">川崎日航ホテルの総合評価は10点換算で8.66点となり、高評価率は81.7%です。全体的に高い評価を獲得しており、特に立地・アクセスが顧客に高く評価されています。</w:t>
       </w:r>
     </w:p>
     <w:p>
@@ -463,7 +463,7 @@
           <w:sz w:val="21"/>
           <w:szCs w:val="21"/>
         </w:rPr>
-        <w:t xml:space="preserve">一方、エレベーター待ちなど改善すべき課題も確認されました。本レポートの改善施策を実施することで、さらなる評価向上が期待できます。</w:t>
+        <w:t xml:space="preserve">一方、部屋狭小感など改善すべき課題も確認されました。本レポートの改善施策を実施することで、さらなる評価向上が期待できます。</w:t>
       </w:r>
     </w:p>
     <w:p>
@@ -542,7 +542,7 @@
                 <w:sz w:val="20"/>
                 <w:szCs w:val="20"/>
               </w:rPr>
-              <w:t xml:space="preserve">立地・アクセス（73件で言及）、部屋・設備（60件で言及）、スタッフ対応（35件で言及）</w:t>
+              <w:t xml:space="preserve">立地・アクセス（45件で言及）、部屋・設備（36件で言及）、朝食（27件で言及）</w:t>
             </w:r>
           </w:p>
           <w:p>
@@ -567,7 +567,7 @@
                 <w:sz w:val="20"/>
                 <w:szCs w:val="20"/>
               </w:rPr>
-              <w:t xml:space="preserve">エレベーター待ち（7件）、部屋狭小感（2件）、水回り（2件）</w:t>
+              <w:t xml:space="preserve">部屋狭小感（2件）、エレベーター待ち（2件）、設備老朽化（2件）</w:t>
             </w:r>
           </w:p>
           <w:p>
@@ -987,7 +987,7 @@
                 <w:sz w:val="20"/>
                 <w:szCs w:val="20"/>
               </w:rPr>
-              <w:t xml:space="preserve">32</w:t>
+              <w:t xml:space="preserve">21</w:t>
             </w:r>
           </w:p>
         </w:tc>
@@ -1021,7 +1021,7 @@
                 <w:sz w:val="20"/>
                 <w:szCs w:val="20"/>
               </w:rPr>
-              <w:t xml:space="preserve">9.50</w:t>
+              <w:t xml:space="preserve">9.33</w:t>
             </w:r>
           </w:p>
         </w:tc>
@@ -1089,7 +1089,7 @@
                 <w:sz w:val="20"/>
                 <w:szCs w:val="20"/>
               </w:rPr>
-              <w:t xml:space="preserve">9.50</w:t>
+              <w:t xml:space="preserve">9.33</w:t>
             </w:r>
           </w:p>
         </w:tc>
@@ -1229,7 +1229,7 @@
                 <w:sz w:val="20"/>
                 <w:szCs w:val="20"/>
               </w:rPr>
-              <w:t xml:space="preserve">7</w:t>
+              <w:t xml:space="preserve">6</w:t>
             </w:r>
           </w:p>
         </w:tc>
@@ -1264,7 +1264,7 @@
                 <w:sz w:val="20"/>
                 <w:szCs w:val="20"/>
               </w:rPr>
-              <w:t xml:space="preserve">4.71</w:t>
+              <w:t xml:space="preserve">4.67</w:t>
             </w:r>
           </w:p>
         </w:tc>
@@ -1334,7 +1334,7 @@
                 <w:sz w:val="20"/>
                 <w:szCs w:val="20"/>
               </w:rPr>
-              <w:t xml:space="preserve">9.43</w:t>
+              <w:t xml:space="preserve">9.33</w:t>
             </w:r>
           </w:p>
         </w:tc>
@@ -1474,7 +1474,7 @@
                 <w:sz w:val="20"/>
                 <w:szCs w:val="20"/>
               </w:rPr>
-              <w:t xml:space="preserve">68</w:t>
+              <w:t xml:space="preserve">29</w:t>
             </w:r>
           </w:p>
         </w:tc>
@@ -1508,7 +1508,7 @@
                 <w:sz w:val="20"/>
                 <w:szCs w:val="20"/>
               </w:rPr>
-              <w:t xml:space="preserve">8.63</w:t>
+              <w:t xml:space="preserve">8.72</w:t>
             </w:r>
           </w:p>
         </w:tc>
@@ -1576,7 +1576,7 @@
                 <w:sz w:val="20"/>
                 <w:szCs w:val="20"/>
               </w:rPr>
-              <w:t xml:space="preserve">8.63</w:t>
+              <w:t xml:space="preserve">8.72</w:t>
             </w:r>
           </w:p>
         </w:tc>
@@ -1716,7 +1716,7 @@
                 <w:sz w:val="20"/>
                 <w:szCs w:val="20"/>
               </w:rPr>
-              <w:t xml:space="preserve">9</w:t>
+              <w:t xml:space="preserve">7</w:t>
             </w:r>
           </w:p>
         </w:tc>
@@ -1751,7 +1751,7 @@
                 <w:sz w:val="20"/>
                 <w:szCs w:val="20"/>
               </w:rPr>
-              <w:t xml:space="preserve">4.22</w:t>
+              <w:t xml:space="preserve">4.29</w:t>
             </w:r>
           </w:p>
         </w:tc>
@@ -1821,7 +1821,7 @@
                 <w:sz w:val="20"/>
                 <w:szCs w:val="20"/>
               </w:rPr>
-              <w:t xml:space="preserve">8.44</w:t>
+              <w:t xml:space="preserve">8.57</w:t>
             </w:r>
           </w:p>
         </w:tc>
@@ -1961,7 +1961,7 @@
                 <w:sz w:val="20"/>
                 <w:szCs w:val="20"/>
               </w:rPr>
-              <w:t xml:space="preserve">20</w:t>
+              <w:t xml:space="preserve">8</w:t>
             </w:r>
           </w:p>
         </w:tc>
@@ -1995,7 +1995,7 @@
                 <w:sz w:val="20"/>
                 <w:szCs w:val="20"/>
               </w:rPr>
-              <w:t xml:space="preserve">3.55</w:t>
+              <w:t xml:space="preserve">3.12</w:t>
             </w:r>
           </w:p>
         </w:tc>
@@ -2063,7 +2063,7 @@
                 <w:sz w:val="20"/>
                 <w:szCs w:val="20"/>
               </w:rPr>
-              <w:t xml:space="preserve">7.10</w:t>
+              <w:t xml:space="preserve">6.25</w:t>
             </w:r>
           </w:p>
         </w:tc>
@@ -2097,7 +2097,7 @@
                 <w:sz w:val="20"/>
                 <w:szCs w:val="20"/>
               </w:rPr>
-              <w:t xml:space="preserve">8.0</w:t>
+              <w:t xml:space="preserve">7.0</w:t>
             </w:r>
           </w:p>
         </w:tc>
@@ -2131,7 +2131,7 @@
                 <w:sz w:val="20"/>
                 <w:szCs w:val="20"/>
               </w:rPr>
-              <w:t xml:space="preserve">概ね良好</w:t>
+              <w:t xml:space="preserve">要改善</w:t>
             </w:r>
           </w:p>
         </w:tc>
@@ -2171,7 +2171,7 @@
           <w:sz w:val="21"/>
           <w:szCs w:val="21"/>
         </w:rPr>
-        <w:t xml:space="preserve">136件のレビューにおける評価分布を10点換算で分析しました。高評価（8-10点）が110件（80.9%）を占め、低評価（1-4点）が3件（2.2%）となっています。</w:t>
+        <w:t xml:space="preserve">71件のレビューにおける評価分布を10点換算で分析しました。高評価（8-10点）が58件（81.7%）を占め、低評価（1-4点）が3件（4.2%）となっています。</w:t>
       </w:r>
     </w:p>
     <w:p>
@@ -2406,7 +2406,7 @@
                 <w:sz w:val="20"/>
                 <w:szCs w:val="20"/>
               </w:rPr>
-              <w:t xml:space="preserve">58</w:t>
+              <w:t xml:space="preserve">33</w:t>
             </w:r>
           </w:p>
         </w:tc>
@@ -2441,7 +2441,7 @@
                 <w:sz w:val="20"/>
                 <w:szCs w:val="20"/>
               </w:rPr>
-              <w:t xml:space="preserve">42.6%</w:t>
+              <w:t xml:space="preserve">46.5%</w:t>
             </w:r>
           </w:p>
         </w:tc>
@@ -2479,7 +2479,7 @@
                 <w:sz w:val="18"/>
                 <w:szCs w:val="18"/>
               </w:rPr>
-              <w:t xml:space="preserve"> 58件</w:t>
+              <w:t xml:space="preserve"> 33件</w:t>
             </w:r>
           </w:p>
         </w:tc>
@@ -2551,7 +2551,7 @@
                 <w:sz w:val="20"/>
                 <w:szCs w:val="20"/>
               </w:rPr>
-              <w:t xml:space="preserve">24</w:t>
+              <w:t xml:space="preserve">11</w:t>
             </w:r>
           </w:p>
         </w:tc>
@@ -2586,7 +2586,7 @@
                 <w:sz w:val="20"/>
                 <w:szCs w:val="20"/>
               </w:rPr>
-              <w:t xml:space="preserve">17.6%</w:t>
+              <w:t xml:space="preserve">15.5%</w:t>
             </w:r>
           </w:p>
         </w:tc>
@@ -2614,7 +2614,7 @@
                 <w:sz w:val="20"/>
                 <w:szCs w:val="20"/>
               </w:rPr>
-              <w:t xml:space="preserve">████████</w:t>
+              <w:t xml:space="preserve">███████</w:t>
             </w:r>
             <w:r>
               <w:rPr>
@@ -2623,7 +2623,7 @@
                 <w:sz w:val="18"/>
                 <w:szCs w:val="18"/>
               </w:rPr>
-              <w:t xml:space="preserve"> 24件</w:t>
+              <w:t xml:space="preserve"> 11件</w:t>
             </w:r>
           </w:p>
         </w:tc>
@@ -2695,7 +2695,7 @@
                 <w:sz w:val="20"/>
                 <w:szCs w:val="20"/>
               </w:rPr>
-              <w:t xml:space="preserve">28</w:t>
+              <w:t xml:space="preserve">14</w:t>
             </w:r>
           </w:p>
         </w:tc>
@@ -2730,7 +2730,7 @@
                 <w:sz w:val="20"/>
                 <w:szCs w:val="20"/>
               </w:rPr>
-              <w:t xml:space="preserve">20.6%</w:t>
+              <w:t xml:space="preserve">19.7%</w:t>
             </w:r>
           </w:p>
         </w:tc>
@@ -2759,7 +2759,7 @@
                 <w:sz w:val="20"/>
                 <w:szCs w:val="20"/>
               </w:rPr>
-              <w:t xml:space="preserve">██████████</w:t>
+              <w:t xml:space="preserve">████████</w:t>
             </w:r>
             <w:r>
               <w:rPr>
@@ -2768,7 +2768,7 @@
                 <w:sz w:val="18"/>
                 <w:szCs w:val="18"/>
               </w:rPr>
-              <w:t xml:space="preserve"> 28件</w:t>
+              <w:t xml:space="preserve"> 14件</w:t>
             </w:r>
           </w:p>
         </w:tc>
@@ -2840,7 +2840,7 @@
                 <w:sz w:val="20"/>
                 <w:szCs w:val="20"/>
               </w:rPr>
-              <w:t xml:space="preserve">10</w:t>
+              <w:t xml:space="preserve">6</w:t>
             </w:r>
           </w:p>
         </w:tc>
@@ -2875,7 +2875,7 @@
                 <w:sz w:val="20"/>
                 <w:szCs w:val="20"/>
               </w:rPr>
-              <w:t xml:space="preserve">7.4%</w:t>
+              <w:t xml:space="preserve">8.5%</w:t>
             </w:r>
           </w:p>
         </w:tc>
@@ -2903,7 +2903,7 @@
                 <w:sz w:val="20"/>
                 <w:szCs w:val="20"/>
               </w:rPr>
-              <w:t xml:space="preserve">███</w:t>
+              <w:t xml:space="preserve">████</w:t>
             </w:r>
             <w:r>
               <w:rPr>
@@ -2912,7 +2912,7 @@
                 <w:sz w:val="18"/>
                 <w:szCs w:val="18"/>
               </w:rPr>
-              <w:t xml:space="preserve"> 10件</w:t>
+              <w:t xml:space="preserve"> 6件</w:t>
             </w:r>
           </w:p>
         </w:tc>
@@ -2984,7 +2984,7 @@
                 <w:sz w:val="20"/>
                 <w:szCs w:val="20"/>
               </w:rPr>
-              <w:t xml:space="preserve">12</w:t>
+              <w:t xml:space="preserve">4</w:t>
             </w:r>
           </w:p>
         </w:tc>
@@ -3019,7 +3019,7 @@
                 <w:sz w:val="20"/>
                 <w:szCs w:val="20"/>
               </w:rPr>
-              <w:t xml:space="preserve">8.8%</w:t>
+              <w:t xml:space="preserve">5.6%</w:t>
             </w:r>
           </w:p>
         </w:tc>
@@ -3048,7 +3048,7 @@
                 <w:sz w:val="20"/>
                 <w:szCs w:val="20"/>
               </w:rPr>
-              <w:t xml:space="preserve">████</w:t>
+              <w:t xml:space="preserve">██</w:t>
             </w:r>
             <w:r>
               <w:rPr>
@@ -3057,7 +3057,7 @@
                 <w:sz w:val="18"/>
                 <w:szCs w:val="18"/>
               </w:rPr>
-              <w:t xml:space="preserve"> 12件</w:t>
+              <w:t xml:space="preserve"> 4件</w:t>
             </w:r>
           </w:p>
         </w:tc>
@@ -3072,29 +3072,29 @@
               <w:bottom w:val="single" w:color="CCCCCC" w:sz="1"/>
               <w:right w:val="single" w:color="CCCCCC" w:sz="1"/>
             </w:tcBorders>
-            <w:shd w:fill="FFFFFF" w:val="clear"/>
-            <w:tcMar>
-              <w:top w:type="dxa" w:w="80"/>
-              <w:left w:type="dxa" w:w="120"/>
-              <w:bottom w:type="dxa" w:w="80"/>
-              <w:right w:type="dxa" w:w="120"/>
-            </w:tcMar>
-            <w:vAlign w:val="center"/>
-          </w:tcPr>
-          <w:p>
-            <w:pPr>
-              <w:jc w:val="center"/>
-            </w:pPr>
-            <w:r>
-              <w:rPr>
-                <w:rFonts w:ascii="Arial" w:cs="Arial" w:eastAsia="Arial" w:hAnsi="Arial"/>
-                <w:b/>
-                <w:bCs/>
-                <w:color w:val="333333"/>
-                <w:sz w:val="20"/>
-                <w:szCs w:val="20"/>
-              </w:rPr>
-              <w:t xml:space="preserve">5</w:t>
+            <w:shd w:fill="F2F2F2" w:val="clear"/>
+            <w:tcMar>
+              <w:top w:type="dxa" w:w="80"/>
+              <w:left w:type="dxa" w:w="120"/>
+              <w:bottom w:type="dxa" w:w="80"/>
+              <w:right w:type="dxa" w:w="120"/>
+            </w:tcMar>
+            <w:vAlign w:val="center"/>
+          </w:tcPr>
+          <w:p>
+            <w:pPr>
+              <w:jc w:val="center"/>
+            </w:pPr>
+            <w:r>
+              <w:rPr>
+                <w:rFonts w:ascii="Arial" w:cs="Arial" w:eastAsia="Arial" w:hAnsi="Arial"/>
+                <w:b/>
+                <w:bCs/>
+                <w:color w:val="333333"/>
+                <w:sz w:val="20"/>
+                <w:szCs w:val="20"/>
+              </w:rPr>
+              <w:t xml:space="preserve">4</w:t>
             </w:r>
           </w:p>
         </w:tc>
@@ -3107,7 +3107,7 @@
               <w:bottom w:val="single" w:color="CCCCCC" w:sz="1"/>
               <w:right w:val="single" w:color="CCCCCC" w:sz="1"/>
             </w:tcBorders>
-            <w:shd w:fill="FFFFFF" w:val="clear"/>
+            <w:shd w:fill="F2F2F2" w:val="clear"/>
             <w:tcMar>
               <w:top w:type="dxa" w:w="80"/>
               <w:left w:type="dxa" w:w="120"/>
@@ -3142,7 +3142,7 @@
               <w:bottom w:val="single" w:color="CCCCCC" w:sz="1"/>
               <w:right w:val="single" w:color="CCCCCC" w:sz="1"/>
             </w:tcBorders>
-            <w:shd w:fill="FFFFFF" w:val="clear"/>
+            <w:shd w:fill="F2F2F2" w:val="clear"/>
             <w:tcMar>
               <w:top w:type="dxa" w:w="80"/>
               <w:left w:type="dxa" w:w="120"/>
@@ -3164,7 +3164,7 @@
                 <w:sz w:val="20"/>
                 <w:szCs w:val="20"/>
               </w:rPr>
-              <w:t xml:space="preserve">0.7%</w:t>
+              <w:t xml:space="preserve">1.4%</w:t>
             </w:r>
           </w:p>
         </w:tc>
@@ -3177,18 +3177,19 @@
               <w:bottom w:val="single" w:color="CCCCCC" w:sz="1"/>
               <w:right w:val="single" w:color="CCCCCC" w:sz="1"/>
             </w:tcBorders>
-            <w:tcMar>
-              <w:top w:type="dxa" w:w="80"/>
-              <w:left w:type="dxa" w:w="120"/>
-              <w:bottom w:type="dxa" w:w="80"/>
-              <w:right w:type="dxa" w:w="120"/>
-            </w:tcMar>
-          </w:tcPr>
-          <w:p>
-            <w:r>
-              <w:rPr>
-                <w:rFonts w:ascii="Arial" w:cs="Arial" w:eastAsia="Arial" w:hAnsi="Arial"/>
-                <w:color w:val="E67E22"/>
+            <w:shd w:fill="F2F2F2" w:val="clear"/>
+            <w:tcMar>
+              <w:top w:type="dxa" w:w="80"/>
+              <w:left w:type="dxa" w:w="120"/>
+              <w:bottom w:type="dxa" w:w="80"/>
+              <w:right w:type="dxa" w:w="120"/>
+            </w:tcMar>
+          </w:tcPr>
+          <w:p>
+            <w:r>
+              <w:rPr>
+                <w:rFonts w:ascii="Arial" w:cs="Arial" w:eastAsia="Arial" w:hAnsi="Arial"/>
+                <w:color w:val="C0392B"/>
                 <w:sz w:val="20"/>
                 <w:szCs w:val="20"/>
               </w:rPr>
@@ -3238,7 +3239,7 @@
                 <w:sz w:val="20"/>
                 <w:szCs w:val="20"/>
               </w:rPr>
-              <w:t xml:space="preserve">4</w:t>
+              <w:t xml:space="preserve">2</w:t>
             </w:r>
           </w:p>
         </w:tc>
@@ -3273,7 +3274,7 @@
                 <w:sz w:val="20"/>
                 <w:szCs w:val="20"/>
               </w:rPr>
-              <w:t xml:space="preserve">1</w:t>
+              <w:t xml:space="preserve">2</w:t>
             </w:r>
           </w:p>
         </w:tc>
@@ -3308,152 +3309,7 @@
                 <w:sz w:val="20"/>
                 <w:szCs w:val="20"/>
               </w:rPr>
-              <w:t xml:space="preserve">0.7%</w:t>
-            </w:r>
-          </w:p>
-        </w:tc>
-        <w:tc>
-          <w:tcPr>
-            <w:tcW w:type="dxa" w:w="5126"/>
-            <w:tcBorders>
-              <w:top w:val="single" w:color="CCCCCC" w:sz="1"/>
-              <w:left w:val="single" w:color="CCCCCC" w:sz="1"/>
-              <w:bottom w:val="single" w:color="CCCCCC" w:sz="1"/>
-              <w:right w:val="single" w:color="CCCCCC" w:sz="1"/>
-            </w:tcBorders>
-            <w:shd w:fill="F2F2F2" w:val="clear"/>
-            <w:tcMar>
-              <w:top w:type="dxa" w:w="80"/>
-              <w:left w:type="dxa" w:w="120"/>
-              <w:bottom w:type="dxa" w:w="80"/>
-              <w:right w:type="dxa" w:w="120"/>
-            </w:tcMar>
-          </w:tcPr>
-          <w:p>
-            <w:r>
-              <w:rPr>
-                <w:rFonts w:ascii="Arial" w:cs="Arial" w:eastAsia="Arial" w:hAnsi="Arial"/>
-                <w:color w:val="C0392B"/>
-                <w:sz w:val="20"/>
-                <w:szCs w:val="20"/>
-              </w:rPr>
-              <w:t xml:space="preserve">█</w:t>
-            </w:r>
-            <w:r>
-              <w:rPr>
-                <w:rFonts w:ascii="Arial" w:cs="Arial" w:eastAsia="Arial" w:hAnsi="Arial"/>
-                <w:color w:val="666666"/>
-                <w:sz w:val="18"/>
-                <w:szCs w:val="18"/>
-              </w:rPr>
-              <w:t xml:space="preserve"> 1件</w:t>
-            </w:r>
-          </w:p>
-        </w:tc>
-      </w:tr>
-      <w:tr>
-        <w:tc>
-          <w:tcPr>
-            <w:tcW w:type="dxa" w:w="1200"/>
-            <w:tcBorders>
-              <w:top w:val="single" w:color="CCCCCC" w:sz="1"/>
-              <w:left w:val="single" w:color="CCCCCC" w:sz="1"/>
-              <w:bottom w:val="single" w:color="CCCCCC" w:sz="1"/>
-              <w:right w:val="single" w:color="CCCCCC" w:sz="1"/>
-            </w:tcBorders>
-            <w:shd w:fill="F2F2F2" w:val="clear"/>
-            <w:tcMar>
-              <w:top w:type="dxa" w:w="80"/>
-              <w:left w:type="dxa" w:w="120"/>
-              <w:bottom w:type="dxa" w:w="80"/>
-              <w:right w:type="dxa" w:w="120"/>
-            </w:tcMar>
-            <w:vAlign w:val="center"/>
-          </w:tcPr>
-          <w:p>
-            <w:pPr>
-              <w:jc w:val="center"/>
-            </w:pPr>
-            <w:r>
-              <w:rPr>
-                <w:rFonts w:ascii="Arial" w:cs="Arial" w:eastAsia="Arial" w:hAnsi="Arial"/>
-                <w:b/>
-                <w:bCs/>
-                <w:color w:val="333333"/>
-                <w:sz w:val="20"/>
-                <w:szCs w:val="20"/>
-              </w:rPr>
-              <w:t xml:space="preserve">2</w:t>
-            </w:r>
-          </w:p>
-        </w:tc>
-        <w:tc>
-          <w:tcPr>
-            <w:tcW w:type="dxa" w:w="1200"/>
-            <w:tcBorders>
-              <w:top w:val="single" w:color="CCCCCC" w:sz="1"/>
-              <w:left w:val="single" w:color="CCCCCC" w:sz="1"/>
-              <w:bottom w:val="single" w:color="CCCCCC" w:sz="1"/>
-              <w:right w:val="single" w:color="CCCCCC" w:sz="1"/>
-            </w:tcBorders>
-            <w:shd w:fill="F2F2F2" w:val="clear"/>
-            <w:tcMar>
-              <w:top w:type="dxa" w:w="80"/>
-              <w:left w:type="dxa" w:w="120"/>
-              <w:bottom w:type="dxa" w:w="80"/>
-              <w:right w:type="dxa" w:w="120"/>
-            </w:tcMar>
-            <w:vAlign w:val="center"/>
-          </w:tcPr>
-          <w:p>
-            <w:pPr>
-              <w:jc w:val="center"/>
-            </w:pPr>
-            <w:r>
-              <w:rPr>
-                <w:rFonts w:ascii="Arial" w:cs="Arial" w:eastAsia="Arial" w:hAnsi="Arial"/>
-                <w:b w:val="false"/>
-                <w:bCs w:val="false"/>
-                <w:color w:val="333333"/>
-                <w:sz w:val="20"/>
-                <w:szCs w:val="20"/>
-              </w:rPr>
-              <w:t xml:space="preserve">2</w:t>
-            </w:r>
-          </w:p>
-        </w:tc>
-        <w:tc>
-          <w:tcPr>
-            <w:tcW w:type="dxa" w:w="1500"/>
-            <w:tcBorders>
-              <w:top w:val="single" w:color="CCCCCC" w:sz="1"/>
-              <w:left w:val="single" w:color="CCCCCC" w:sz="1"/>
-              <w:bottom w:val="single" w:color="CCCCCC" w:sz="1"/>
-              <w:right w:val="single" w:color="CCCCCC" w:sz="1"/>
-            </w:tcBorders>
-            <w:shd w:fill="F2F2F2" w:val="clear"/>
-            <w:tcMar>
-              <w:top w:type="dxa" w:w="80"/>
-              <w:left w:type="dxa" w:w="120"/>
-              <w:bottom w:type="dxa" w:w="80"/>
-              <w:right w:type="dxa" w:w="120"/>
-            </w:tcMar>
-            <w:vAlign w:val="center"/>
-          </w:tcPr>
-          <w:p>
-            <w:pPr>
-              <w:jc w:val="center"/>
-            </w:pPr>
-            <w:r>
-              <w:rPr>
-                <w:rFonts w:ascii="Arial" w:cs="Arial" w:eastAsia="Arial" w:hAnsi="Arial"/>
-                <w:b w:val="false"/>
-                <w:bCs w:val="false"/>
-                <w:color w:val="333333"/>
-                <w:sz w:val="20"/>
-                <w:szCs w:val="20"/>
-              </w:rPr>
-              <w:t xml:space="preserve">1.5%</w:t>
+              <w:t xml:space="preserve">2.8%</w:t>
             </w:r>
           </w:p>
         </w:tc>
@@ -3567,7 +3423,7 @@
                 <w:sz w:val="24"/>
                 <w:szCs w:val="24"/>
               </w:rPr>
-              <w:t xml:space="preserve">110件（80.9%）</w:t>
+              <w:t xml:space="preserve">58件（81.7%）</w:t>
             </w:r>
           </w:p>
         </w:tc>
@@ -3618,7 +3474,7 @@
                 <w:sz w:val="24"/>
                 <w:szCs w:val="24"/>
               </w:rPr>
-              <w:t xml:space="preserve">23件（16.9%）</w:t>
+              <w:t xml:space="preserve">10件（14.1%）</w:t>
             </w:r>
           </w:p>
         </w:tc>
@@ -3669,7 +3525,7 @@
                 <w:sz w:val="24"/>
                 <w:szCs w:val="24"/>
               </w:rPr>
-              <w:t xml:space="preserve">3件（2.2%）</w:t>
+              <w:t xml:space="preserve">3件（4.2%）</w:t>
             </w:r>
           </w:p>
         </w:tc>
@@ -3908,7 +3764,7 @@
                 <w:sz w:val="20"/>
                 <w:szCs w:val="20"/>
               </w:rPr>
-              <w:t xml:space="preserve">73件</w:t>
+              <w:t xml:space="preserve">45件</w:t>
             </w:r>
           </w:p>
         </w:tc>
@@ -4013,7 +3869,7 @@
                 <w:sz w:val="20"/>
                 <w:szCs w:val="20"/>
               </w:rPr>
-              <w:t xml:space="preserve">60件</w:t>
+              <w:t xml:space="preserve">36件</w:t>
             </w:r>
           </w:p>
         </w:tc>
@@ -4084,7 +3940,7 @@
                 <w:sz w:val="20"/>
                 <w:szCs w:val="20"/>
               </w:rPr>
-              <w:t xml:space="preserve">スタッフ対応</w:t>
+              <w:t xml:space="preserve">朝食</w:t>
             </w:r>
           </w:p>
         </w:tc>
@@ -4119,7 +3975,7 @@
                 <w:sz w:val="20"/>
                 <w:szCs w:val="20"/>
               </w:rPr>
-              <w:t xml:space="preserve">35件</w:t>
+              <w:t xml:space="preserve">27件</w:t>
             </w:r>
           </w:p>
         </w:tc>
@@ -4154,7 +4010,7 @@
                 <w:sz w:val="20"/>
                 <w:szCs w:val="20"/>
               </w:rPr>
-              <w:t xml:space="preserve">「フロントの対応も良く、客室設備は清潔で整頓されており、快適な」「サービススタッフは非常に親切で、顧客の問題解決に積極的に協」</w:t>
+              <w:t xml:space="preserve">「ています。朝食は種類豊富で、サービスも良く、部屋は静かで、立」「できます！朝食を1日追加で購入したのですが、フロントでその旨」</w:t>
             </w:r>
           </w:p>
         </w:tc>
@@ -4190,7 +4046,7 @@
                 <w:sz w:val="20"/>
                 <w:szCs w:val="20"/>
               </w:rPr>
-              <w:t xml:space="preserve">朝食</w:t>
+              <w:t xml:space="preserve">清潔感</w:t>
             </w:r>
           </w:p>
         </w:tc>
@@ -4224,7 +4080,7 @@
                 <w:sz w:val="20"/>
                 <w:szCs w:val="20"/>
               </w:rPr>
-              <w:t xml:space="preserve">35件</w:t>
+              <w:t xml:space="preserve">19件</w:t>
             </w:r>
           </w:p>
         </w:tc>
@@ -4258,7 +4114,7 @@
                 <w:sz w:val="20"/>
                 <w:szCs w:val="20"/>
               </w:rPr>
-              <w:t xml:space="preserve">「ています。朝食は種類豊富で、サービスも良く、部屋は静かで、立」「できます！朝食を1日追加で購入したのですが、フロントでその旨」</w:t>
+              <w:t xml:space="preserve">「ホテル内も綺麗でセキュリティも良く安心です。」「ホテル内も綺麗でセキュリティも良く安心です。」</w:t>
             </w:r>
           </w:p>
         </w:tc>
@@ -4295,7 +4151,7 @@
                 <w:sz w:val="20"/>
                 <w:szCs w:val="20"/>
               </w:rPr>
-              <w:t xml:space="preserve">清潔感</w:t>
+              <w:t xml:space="preserve">スタッフ対応</w:t>
             </w:r>
           </w:p>
         </w:tc>
@@ -4330,7 +4186,7 @@
                 <w:sz w:val="20"/>
                 <w:szCs w:val="20"/>
               </w:rPr>
-              <w:t xml:space="preserve">31件</w:t>
+              <w:t xml:space="preserve">18件</w:t>
             </w:r>
           </w:p>
         </w:tc>
@@ -4365,7 +4221,7 @@
                 <w:sz w:val="20"/>
                 <w:szCs w:val="20"/>
               </w:rPr>
-              <w:t xml:space="preserve">「ホテル内も綺麗でセキュリティも良く安心です。」「ホテル内も綺麗でセキュリティも良く安心です。」</w:t>
+              <w:t xml:space="preserve">「フロントの対応も良く、客室設備は清潔で整頓されており、快適な」「サービススタッフは非常に親切で、顧客の問題解決に積極的に協」</w:t>
             </w:r>
           </w:p>
         </w:tc>
@@ -4435,7 +4291,7 @@
                 <w:sz w:val="20"/>
                 <w:szCs w:val="20"/>
               </w:rPr>
-              <w:t xml:space="preserve">21件</w:t>
+              <w:t xml:space="preserve">7件</w:t>
             </w:r>
           </w:p>
         </w:tc>
@@ -4509,7 +4365,7 @@
           <w:sz w:val="21"/>
           <w:szCs w:val="21"/>
         </w:rPr>
-        <w:t xml:space="preserve">川崎日航ホテルの最大の強みは「立地・アクセス」です。136件のレビュー中73件でこのテーマへの言及が確認されました。</w:t>
+        <w:t xml:space="preserve">川崎日航ホテルの最大の強みは「立地・アクセス」です。71件のレビュー中45件でこのテーマへの言及が確認されました。</w:t>
       </w:r>
     </w:p>
     <w:p>
@@ -4622,7 +4478,7 @@
           <w:sz w:val="21"/>
           <w:szCs w:val="21"/>
         </w:rPr>
-        <w:t xml:space="preserve">「部屋・設備」も60件のレビューで高く評価されており、川崎日航ホテルの重要な差別化要因となっています。</w:t>
+        <w:t xml:space="preserve">「部屋・設備」も36件のレビューで高く評価されており、川崎日航ホテルの重要な差別化要因となっています。</w:t>
       </w:r>
     </w:p>
     <w:p>
@@ -4855,145 +4711,6 @@
                 <w:rFonts w:ascii="Arial" w:cs="Arial" w:eastAsia="Arial" w:hAnsi="Arial"/>
                 <w:b/>
                 <w:bCs/>
-                <w:color w:val="C0392B"/>
-                <w:sz w:val="22"/>
-                <w:szCs w:val="22"/>
-              </w:rPr>
-              <w:t xml:space="preserve">S</w:t>
-            </w:r>
-          </w:p>
-        </w:tc>
-        <w:tc>
-          <w:tcPr>
-            <w:tcW w:type="dxa" w:w="2200"/>
-            <w:tcBorders>
-              <w:top w:val="single" w:color="CCCCCC" w:sz="1"/>
-              <w:left w:val="single" w:color="CCCCCC" w:sz="1"/>
-              <w:bottom w:val="single" w:color="CCCCCC" w:sz="1"/>
-              <w:right w:val="single" w:color="CCCCCC" w:sz="1"/>
-            </w:tcBorders>
-            <w:tcMar>
-              <w:top w:type="dxa" w:w="80"/>
-              <w:left w:type="dxa" w:w="120"/>
-              <w:bottom w:type="dxa" w:w="80"/>
-              <w:right w:type="dxa" w:w="120"/>
-            </w:tcMar>
-            <w:vAlign w:val="center"/>
-          </w:tcPr>
-          <w:p>
-            <w:pPr>
-              <w:jc w:val="left"/>
-            </w:pPr>
-            <w:r>
-              <w:rPr>
-                <w:rFonts w:ascii="Arial" w:cs="Arial" w:eastAsia="Arial" w:hAnsi="Arial"/>
-                <w:b/>
-                <w:bCs/>
-                <w:color w:val="333333"/>
-                <w:sz w:val="20"/>
-                <w:szCs w:val="20"/>
-              </w:rPr>
-              <w:t xml:space="preserve">エレベーター待ち</w:t>
-            </w:r>
-          </w:p>
-        </w:tc>
-        <w:tc>
-          <w:tcPr>
-            <w:tcW w:type="dxa" w:w="4360"/>
-            <w:tcBorders>
-              <w:top w:val="single" w:color="CCCCCC" w:sz="1"/>
-              <w:left w:val="single" w:color="CCCCCC" w:sz="1"/>
-              <w:bottom w:val="single" w:color="CCCCCC" w:sz="1"/>
-              <w:right w:val="single" w:color="CCCCCC" w:sz="1"/>
-            </w:tcBorders>
-            <w:tcMar>
-              <w:top w:type="dxa" w:w="80"/>
-              <w:left w:type="dxa" w:w="120"/>
-              <w:bottom w:type="dxa" w:w="80"/>
-              <w:right w:type="dxa" w:w="120"/>
-            </w:tcMar>
-            <w:vAlign w:val="center"/>
-          </w:tcPr>
-          <w:p>
-            <w:pPr>
-              <w:jc w:val="left"/>
-            </w:pPr>
-            <w:r>
-              <w:rPr>
-                <w:rFonts w:ascii="Arial" w:cs="Arial" w:eastAsia="Arial" w:hAnsi="Arial"/>
-                <w:b w:val="false"/>
-                <w:bCs w:val="false"/>
-                <w:color w:val="333333"/>
-                <w:sz w:val="20"/>
-                <w:szCs w:val="20"/>
-              </w:rPr>
-              <w:t xml:space="preserve">エレベーターがなかなか来ないことがあった</w:t>
-            </w:r>
-          </w:p>
-        </w:tc>
-        <w:tc>
-          <w:tcPr>
-            <w:tcW w:type="dxa" w:w="2000"/>
-            <w:tcBorders>
-              <w:top w:val="single" w:color="CCCCCC" w:sz="1"/>
-              <w:left w:val="single" w:color="CCCCCC" w:sz="1"/>
-              <w:bottom w:val="single" w:color="CCCCCC" w:sz="1"/>
-              <w:right w:val="single" w:color="CCCCCC" w:sz="1"/>
-            </w:tcBorders>
-            <w:tcMar>
-              <w:top w:type="dxa" w:w="80"/>
-              <w:left w:type="dxa" w:w="120"/>
-              <w:bottom w:type="dxa" w:w="80"/>
-              <w:right w:type="dxa" w:w="120"/>
-            </w:tcMar>
-            <w:vAlign w:val="center"/>
-          </w:tcPr>
-          <w:p>
-            <w:pPr>
-              <w:jc w:val="center"/>
-            </w:pPr>
-            <w:r>
-              <w:rPr>
-                <w:rFonts w:ascii="Arial" w:cs="Arial" w:eastAsia="Arial" w:hAnsi="Arial"/>
-                <w:b w:val="false"/>
-                <w:bCs w:val="false"/>
-                <w:color w:val="333333"/>
-                <w:sz w:val="20"/>
-                <w:szCs w:val="20"/>
-              </w:rPr>
-              <w:t xml:space="preserve">影響度・7件</w:t>
-            </w:r>
-          </w:p>
-        </w:tc>
-      </w:tr>
-      <w:tr>
-        <w:tc>
-          <w:tcPr>
-            <w:tcW w:type="dxa" w:w="800"/>
-            <w:tcBorders>
-              <w:top w:val="single" w:color="CCCCCC" w:sz="1"/>
-              <w:left w:val="single" w:color="CCCCCC" w:sz="1"/>
-              <w:bottom w:val="single" w:color="CCCCCC" w:sz="1"/>
-              <w:right w:val="single" w:color="CCCCCC" w:sz="1"/>
-            </w:tcBorders>
-            <w:shd w:fill="F2F2F2" w:val="clear"/>
-            <w:tcMar>
-              <w:top w:type="dxa" w:w="80"/>
-              <w:left w:type="dxa" w:w="120"/>
-              <w:bottom w:type="dxa" w:w="80"/>
-              <w:right w:type="dxa" w:w="120"/>
-            </w:tcMar>
-            <w:vAlign w:val="center"/>
-          </w:tcPr>
-          <w:p>
-            <w:pPr>
-              <w:jc w:val="center"/>
-            </w:pPr>
-            <w:r>
-              <w:rPr>
-                <w:rFonts w:ascii="Arial" w:cs="Arial" w:eastAsia="Arial" w:hAnsi="Arial"/>
-                <w:b/>
-                <w:bCs/>
                 <w:color w:val="E67E22"/>
                 <w:sz w:val="22"/>
                 <w:szCs w:val="22"/>
@@ -5133,6 +4850,145 @@
                 <w:rFonts w:ascii="Arial" w:cs="Arial" w:eastAsia="Arial" w:hAnsi="Arial"/>
                 <w:b/>
                 <w:bCs/>
+                <w:color w:val="E67E22"/>
+                <w:sz w:val="22"/>
+                <w:szCs w:val="22"/>
+              </w:rPr>
+              <w:t xml:space="preserve">A</w:t>
+            </w:r>
+          </w:p>
+        </w:tc>
+        <w:tc>
+          <w:tcPr>
+            <w:tcW w:type="dxa" w:w="2200"/>
+            <w:tcBorders>
+              <w:top w:val="single" w:color="CCCCCC" w:sz="1"/>
+              <w:left w:val="single" w:color="CCCCCC" w:sz="1"/>
+              <w:bottom w:val="single" w:color="CCCCCC" w:sz="1"/>
+              <w:right w:val="single" w:color="CCCCCC" w:sz="1"/>
+            </w:tcBorders>
+            <w:tcMar>
+              <w:top w:type="dxa" w:w="80"/>
+              <w:left w:type="dxa" w:w="120"/>
+              <w:bottom w:type="dxa" w:w="80"/>
+              <w:right w:type="dxa" w:w="120"/>
+            </w:tcMar>
+            <w:vAlign w:val="center"/>
+          </w:tcPr>
+          <w:p>
+            <w:pPr>
+              <w:jc w:val="left"/>
+            </w:pPr>
+            <w:r>
+              <w:rPr>
+                <w:rFonts w:ascii="Arial" w:cs="Arial" w:eastAsia="Arial" w:hAnsi="Arial"/>
+                <w:b/>
+                <w:bCs/>
+                <w:color w:val="333333"/>
+                <w:sz w:val="20"/>
+                <w:szCs w:val="20"/>
+              </w:rPr>
+              <w:t xml:space="preserve">エレベーター待ち</w:t>
+            </w:r>
+          </w:p>
+        </w:tc>
+        <w:tc>
+          <w:tcPr>
+            <w:tcW w:type="dxa" w:w="4360"/>
+            <w:tcBorders>
+              <w:top w:val="single" w:color="CCCCCC" w:sz="1"/>
+              <w:left w:val="single" w:color="CCCCCC" w:sz="1"/>
+              <w:bottom w:val="single" w:color="CCCCCC" w:sz="1"/>
+              <w:right w:val="single" w:color="CCCCCC" w:sz="1"/>
+            </w:tcBorders>
+            <w:tcMar>
+              <w:top w:type="dxa" w:w="80"/>
+              <w:left w:type="dxa" w:w="120"/>
+              <w:bottom w:type="dxa" w:w="80"/>
+              <w:right w:type="dxa" w:w="120"/>
+            </w:tcMar>
+            <w:vAlign w:val="center"/>
+          </w:tcPr>
+          <w:p>
+            <w:pPr>
+              <w:jc w:val="left"/>
+            </w:pPr>
+            <w:r>
+              <w:rPr>
+                <w:rFonts w:ascii="Arial" w:cs="Arial" w:eastAsia="Arial" w:hAnsi="Arial"/>
+                <w:b w:val="false"/>
+                <w:bCs w:val="false"/>
+                <w:color w:val="333333"/>
+                <w:sz w:val="20"/>
+                <w:szCs w:val="20"/>
+              </w:rPr>
+              <w:t xml:space="preserve">エレベーターがなかなか来ないことがあった</w:t>
+            </w:r>
+          </w:p>
+        </w:tc>
+        <w:tc>
+          <w:tcPr>
+            <w:tcW w:type="dxa" w:w="2000"/>
+            <w:tcBorders>
+              <w:top w:val="single" w:color="CCCCCC" w:sz="1"/>
+              <w:left w:val="single" w:color="CCCCCC" w:sz="1"/>
+              <w:bottom w:val="single" w:color="CCCCCC" w:sz="1"/>
+              <w:right w:val="single" w:color="CCCCCC" w:sz="1"/>
+            </w:tcBorders>
+            <w:tcMar>
+              <w:top w:type="dxa" w:w="80"/>
+              <w:left w:type="dxa" w:w="120"/>
+              <w:bottom w:type="dxa" w:w="80"/>
+              <w:right w:type="dxa" w:w="120"/>
+            </w:tcMar>
+            <w:vAlign w:val="center"/>
+          </w:tcPr>
+          <w:p>
+            <w:pPr>
+              <w:jc w:val="center"/>
+            </w:pPr>
+            <w:r>
+              <w:rPr>
+                <w:rFonts w:ascii="Arial" w:cs="Arial" w:eastAsia="Arial" w:hAnsi="Arial"/>
+                <w:b w:val="false"/>
+                <w:bCs w:val="false"/>
+                <w:color w:val="333333"/>
+                <w:sz w:val="20"/>
+                <w:szCs w:val="20"/>
+              </w:rPr>
+              <w:t xml:space="preserve">影響度・2件</w:t>
+            </w:r>
+          </w:p>
+        </w:tc>
+      </w:tr>
+      <w:tr>
+        <w:tc>
+          <w:tcPr>
+            <w:tcW w:type="dxa" w:w="800"/>
+            <w:tcBorders>
+              <w:top w:val="single" w:color="CCCCCC" w:sz="1"/>
+              <w:left w:val="single" w:color="CCCCCC" w:sz="1"/>
+              <w:bottom w:val="single" w:color="CCCCCC" w:sz="1"/>
+              <w:right w:val="single" w:color="CCCCCC" w:sz="1"/>
+            </w:tcBorders>
+            <w:shd w:fill="F2F2F2" w:val="clear"/>
+            <w:tcMar>
+              <w:top w:type="dxa" w:w="80"/>
+              <w:left w:type="dxa" w:w="120"/>
+              <w:bottom w:type="dxa" w:w="80"/>
+              <w:right w:type="dxa" w:w="120"/>
+            </w:tcMar>
+            <w:vAlign w:val="center"/>
+          </w:tcPr>
+          <w:p>
+            <w:pPr>
+              <w:jc w:val="center"/>
+            </w:pPr>
+            <w:r>
+              <w:rPr>
+                <w:rFonts w:ascii="Arial" w:cs="Arial" w:eastAsia="Arial" w:hAnsi="Arial"/>
+                <w:b/>
+                <w:bCs/>
                 <w:color w:val="2E75B6"/>
                 <w:sz w:val="22"/>
                 <w:szCs w:val="22"/>
@@ -5171,7 +5027,7 @@
                 <w:sz w:val="20"/>
                 <w:szCs w:val="20"/>
               </w:rPr>
-              <w:t xml:space="preserve">水回り</w:t>
+              <w:t xml:space="preserve">設備老朽化</w:t>
             </w:r>
           </w:p>
         </w:tc>
@@ -5205,7 +5061,7 @@
                 <w:sz w:val="20"/>
                 <w:szCs w:val="20"/>
               </w:rPr>
-              <w:t xml:space="preserve">化粧水などあればもっとよい</w:t>
+              <w:t xml:space="preserve">・個人情報の管理が危うい点 ・全体的に設備が古い点(そんなに気にはならない)</w:t>
             </w:r>
           </w:p>
         </w:tc>
@@ -5240,284 +5096,6 @@
                 <w:szCs w:val="20"/>
               </w:rPr>
               <w:t xml:space="preserve">影響度・2件</w:t>
-            </w:r>
-          </w:p>
-        </w:tc>
-      </w:tr>
-      <w:tr>
-        <w:tc>
-          <w:tcPr>
-            <w:tcW w:type="dxa" w:w="800"/>
-            <w:tcBorders>
-              <w:top w:val="single" w:color="CCCCCC" w:sz="1"/>
-              <w:left w:val="single" w:color="CCCCCC" w:sz="1"/>
-              <w:bottom w:val="single" w:color="CCCCCC" w:sz="1"/>
-              <w:right w:val="single" w:color="CCCCCC" w:sz="1"/>
-            </w:tcBorders>
-            <w:shd w:fill="F2F2F2" w:val="clear"/>
-            <w:tcMar>
-              <w:top w:type="dxa" w:w="80"/>
-              <w:left w:type="dxa" w:w="120"/>
-              <w:bottom w:type="dxa" w:w="80"/>
-              <w:right w:type="dxa" w:w="120"/>
-            </w:tcMar>
-            <w:vAlign w:val="center"/>
-          </w:tcPr>
-          <w:p>
-            <w:pPr>
-              <w:jc w:val="center"/>
-            </w:pPr>
-            <w:r>
-              <w:rPr>
-                <w:rFonts w:ascii="Arial" w:cs="Arial" w:eastAsia="Arial" w:hAnsi="Arial"/>
-                <w:b/>
-                <w:bCs/>
-                <w:color w:val="2E75B6"/>
-                <w:sz w:val="22"/>
-                <w:szCs w:val="22"/>
-              </w:rPr>
-              <w:t xml:space="preserve">B</w:t>
-            </w:r>
-          </w:p>
-        </w:tc>
-        <w:tc>
-          <w:tcPr>
-            <w:tcW w:type="dxa" w:w="2200"/>
-            <w:tcBorders>
-              <w:top w:val="single" w:color="CCCCCC" w:sz="1"/>
-              <w:left w:val="single" w:color="CCCCCC" w:sz="1"/>
-              <w:bottom w:val="single" w:color="CCCCCC" w:sz="1"/>
-              <w:right w:val="single" w:color="CCCCCC" w:sz="1"/>
-            </w:tcBorders>
-            <w:tcMar>
-              <w:top w:type="dxa" w:w="80"/>
-              <w:left w:type="dxa" w:w="120"/>
-              <w:bottom w:type="dxa" w:w="80"/>
-              <w:right w:type="dxa" w:w="120"/>
-            </w:tcMar>
-            <w:vAlign w:val="center"/>
-          </w:tcPr>
-          <w:p>
-            <w:pPr>
-              <w:jc w:val="left"/>
-            </w:pPr>
-            <w:r>
-              <w:rPr>
-                <w:rFonts w:ascii="Arial" w:cs="Arial" w:eastAsia="Arial" w:hAnsi="Arial"/>
-                <w:b/>
-                <w:bCs/>
-                <w:color w:val="333333"/>
-                <w:sz w:val="20"/>
-                <w:szCs w:val="20"/>
-              </w:rPr>
-              <w:t xml:space="preserve">設備老朽化</w:t>
-            </w:r>
-          </w:p>
-        </w:tc>
-        <w:tc>
-          <w:tcPr>
-            <w:tcW w:type="dxa" w:w="4360"/>
-            <w:tcBorders>
-              <w:top w:val="single" w:color="CCCCCC" w:sz="1"/>
-              <w:left w:val="single" w:color="CCCCCC" w:sz="1"/>
-              <w:bottom w:val="single" w:color="CCCCCC" w:sz="1"/>
-              <w:right w:val="single" w:color="CCCCCC" w:sz="1"/>
-            </w:tcBorders>
-            <w:tcMar>
-              <w:top w:type="dxa" w:w="80"/>
-              <w:left w:type="dxa" w:w="120"/>
-              <w:bottom w:type="dxa" w:w="80"/>
-              <w:right w:type="dxa" w:w="120"/>
-            </w:tcMar>
-            <w:vAlign w:val="center"/>
-          </w:tcPr>
-          <w:p>
-            <w:pPr>
-              <w:jc w:val="left"/>
-            </w:pPr>
-            <w:r>
-              <w:rPr>
-                <w:rFonts w:ascii="Arial" w:cs="Arial" w:eastAsia="Arial" w:hAnsi="Arial"/>
-                <w:b w:val="false"/>
-                <w:bCs w:val="false"/>
-                <w:color w:val="333333"/>
-                <w:sz w:val="20"/>
-                <w:szCs w:val="20"/>
-              </w:rPr>
-              <w:t xml:space="preserve">・個人情報の管理が危うい点 ・全体的に設備が古い点(そんなに気にはならない)</w:t>
-            </w:r>
-          </w:p>
-        </w:tc>
-        <w:tc>
-          <w:tcPr>
-            <w:tcW w:type="dxa" w:w="2000"/>
-            <w:tcBorders>
-              <w:top w:val="single" w:color="CCCCCC" w:sz="1"/>
-              <w:left w:val="single" w:color="CCCCCC" w:sz="1"/>
-              <w:bottom w:val="single" w:color="CCCCCC" w:sz="1"/>
-              <w:right w:val="single" w:color="CCCCCC" w:sz="1"/>
-            </w:tcBorders>
-            <w:tcMar>
-              <w:top w:type="dxa" w:w="80"/>
-              <w:left w:type="dxa" w:w="120"/>
-              <w:bottom w:type="dxa" w:w="80"/>
-              <w:right w:type="dxa" w:w="120"/>
-            </w:tcMar>
-            <w:vAlign w:val="center"/>
-          </w:tcPr>
-          <w:p>
-            <w:pPr>
-              <w:jc w:val="center"/>
-            </w:pPr>
-            <w:r>
-              <w:rPr>
-                <w:rFonts w:ascii="Arial" w:cs="Arial" w:eastAsia="Arial" w:hAnsi="Arial"/>
-                <w:b w:val="false"/>
-                <w:bCs w:val="false"/>
-                <w:color w:val="333333"/>
-                <w:sz w:val="20"/>
-                <w:szCs w:val="20"/>
-              </w:rPr>
-              <w:t xml:space="preserve">影響度・2件</w:t>
-            </w:r>
-          </w:p>
-        </w:tc>
-      </w:tr>
-      <w:tr>
-        <w:tc>
-          <w:tcPr>
-            <w:tcW w:type="dxa" w:w="800"/>
-            <w:tcBorders>
-              <w:top w:val="single" w:color="CCCCCC" w:sz="1"/>
-              <w:left w:val="single" w:color="CCCCCC" w:sz="1"/>
-              <w:bottom w:val="single" w:color="CCCCCC" w:sz="1"/>
-              <w:right w:val="single" w:color="CCCCCC" w:sz="1"/>
-            </w:tcBorders>
-            <w:shd w:fill="F2F2F2" w:val="clear"/>
-            <w:tcMar>
-              <w:top w:type="dxa" w:w="80"/>
-              <w:left w:type="dxa" w:w="120"/>
-              <w:bottom w:type="dxa" w:w="80"/>
-              <w:right w:type="dxa" w:w="120"/>
-            </w:tcMar>
-            <w:vAlign w:val="center"/>
-          </w:tcPr>
-          <w:p>
-            <w:pPr>
-              <w:jc w:val="center"/>
-            </w:pPr>
-            <w:r>
-              <w:rPr>
-                <w:rFonts w:ascii="Arial" w:cs="Arial" w:eastAsia="Arial" w:hAnsi="Arial"/>
-                <w:b/>
-                <w:bCs/>
-                <w:color w:val="2E75B6"/>
-                <w:sz w:val="22"/>
-                <w:szCs w:val="22"/>
-              </w:rPr>
-              <w:t xml:space="preserve">B</w:t>
-            </w:r>
-          </w:p>
-        </w:tc>
-        <w:tc>
-          <w:tcPr>
-            <w:tcW w:type="dxa" w:w="2200"/>
-            <w:tcBorders>
-              <w:top w:val="single" w:color="CCCCCC" w:sz="1"/>
-              <w:left w:val="single" w:color="CCCCCC" w:sz="1"/>
-              <w:bottom w:val="single" w:color="CCCCCC" w:sz="1"/>
-              <w:right w:val="single" w:color="CCCCCC" w:sz="1"/>
-            </w:tcBorders>
-            <w:tcMar>
-              <w:top w:type="dxa" w:w="80"/>
-              <w:left w:type="dxa" w:w="120"/>
-              <w:bottom w:type="dxa" w:w="80"/>
-              <w:right w:type="dxa" w:w="120"/>
-            </w:tcMar>
-            <w:vAlign w:val="center"/>
-          </w:tcPr>
-          <w:p>
-            <w:pPr>
-              <w:jc w:val="left"/>
-            </w:pPr>
-            <w:r>
-              <w:rPr>
-                <w:rFonts w:ascii="Arial" w:cs="Arial" w:eastAsia="Arial" w:hAnsi="Arial"/>
-                <w:b/>
-                <w:bCs/>
-                <w:color w:val="333333"/>
-                <w:sz w:val="20"/>
-                <w:szCs w:val="20"/>
-              </w:rPr>
-              <w:t xml:space="preserve">騒音問題</w:t>
-            </w:r>
-          </w:p>
-        </w:tc>
-        <w:tc>
-          <w:tcPr>
-            <w:tcW w:type="dxa" w:w="4360"/>
-            <w:tcBorders>
-              <w:top w:val="single" w:color="CCCCCC" w:sz="1"/>
-              <w:left w:val="single" w:color="CCCCCC" w:sz="1"/>
-              <w:bottom w:val="single" w:color="CCCCCC" w:sz="1"/>
-              <w:right w:val="single" w:color="CCCCCC" w:sz="1"/>
-            </w:tcBorders>
-            <w:tcMar>
-              <w:top w:type="dxa" w:w="80"/>
-              <w:left w:type="dxa" w:w="120"/>
-              <w:bottom w:type="dxa" w:w="80"/>
-              <w:right w:type="dxa" w:w="120"/>
-            </w:tcMar>
-            <w:vAlign w:val="center"/>
-          </w:tcPr>
-          <w:p>
-            <w:pPr>
-              <w:jc w:val="left"/>
-            </w:pPr>
-            <w:r>
-              <w:rPr>
-                <w:rFonts w:ascii="Arial" w:cs="Arial" w:eastAsia="Arial" w:hAnsi="Arial"/>
-                <w:b w:val="false"/>
-                <w:bCs w:val="false"/>
-                <w:color w:val="333333"/>
-                <w:sz w:val="20"/>
-                <w:szCs w:val="20"/>
-              </w:rPr>
-              <w:t xml:space="preserve">すべてが今となっては時代遅れに感じられますが、最悪だったのは以下の点です。- 室温の調節が不可能で、</w:t>
-            </w:r>
-          </w:p>
-        </w:tc>
-        <w:tc>
-          <w:tcPr>
-            <w:tcW w:type="dxa" w:w="2000"/>
-            <w:tcBorders>
-              <w:top w:val="single" w:color="CCCCCC" w:sz="1"/>
-              <w:left w:val="single" w:color="CCCCCC" w:sz="1"/>
-              <w:bottom w:val="single" w:color="CCCCCC" w:sz="1"/>
-              <w:right w:val="single" w:color="CCCCCC" w:sz="1"/>
-            </w:tcBorders>
-            <w:tcMar>
-              <w:top w:type="dxa" w:w="80"/>
-              <w:left w:type="dxa" w:w="120"/>
-              <w:bottom w:type="dxa" w:w="80"/>
-              <w:right w:type="dxa" w:w="120"/>
-            </w:tcMar>
-            <w:vAlign w:val="center"/>
-          </w:tcPr>
-          <w:p>
-            <w:pPr>
-              <w:jc w:val="center"/>
-            </w:pPr>
-            <w:r>
-              <w:rPr>
-                <w:rFonts w:ascii="Arial" w:cs="Arial" w:eastAsia="Arial" w:hAnsi="Arial"/>
-                <w:b w:val="false"/>
-                <w:bCs w:val="false"/>
-                <w:color w:val="333333"/>
-                <w:sz w:val="20"/>
-                <w:szCs w:val="20"/>
-              </w:rPr>
-              <w:t xml:space="preserve">影響度・1件</w:t>
             </w:r>
           </w:p>
         </w:tc>
@@ -5615,7 +5193,7 @@
           <w:sz w:val="22"/>
           <w:szCs w:val="22"/>
         </w:rPr>
-        <w:t xml:space="preserve">(1) エレベーター待ち時間の改善</w:t>
+        <w:t xml:space="preserve">(1) 部屋利用満足度の最大化</w:t>
       </w:r>
     </w:p>
     <w:p>
@@ -5634,7 +5212,7 @@
           <w:sz w:val="21"/>
           <w:szCs w:val="21"/>
         </w:rPr>
-        <w:t xml:space="preserve">ピーク時間帯の案内と階段利用促進</w:t>
+        <w:t xml:space="preserve">収納スペースの整理・最適化</w:t>
       </w:r>
     </w:p>
     <w:p>
@@ -5653,7 +5231,7 @@
           <w:sz w:val="21"/>
           <w:szCs w:val="21"/>
         </w:rPr>
-        <w:t xml:space="preserve">チェックアウト時間分散の促進</w:t>
+        <w:t xml:space="preserve">荷物預かりサービスの案内強化</w:t>
       </w:r>
     </w:p>
     <w:p>
@@ -5672,7 +5250,7 @@
           <w:sz w:val="21"/>
           <w:szCs w:val="21"/>
         </w:rPr>
-        <w:t xml:space="preserve">エレベーター近くの待機スペース改善</w:t>
+        <w:t xml:space="preserve">部屋タイプ別の使い勝手改善ガイド作成</w:t>
       </w:r>
     </w:p>
     <w:p>
@@ -5691,7 +5269,7 @@
           <w:sz w:val="21"/>
           <w:szCs w:val="21"/>
         </w:rPr>
-        <w:t xml:space="preserve">待ち時間の見える化掲示</w:t>
+        <w:t xml:space="preserve">コンパクトな部屋の魅力を訴求するOTA説明文改訂</w:t>
       </w:r>
     </w:p>
     <w:p>
@@ -5712,7 +5290,7 @@
           <w:sz w:val="22"/>
           <w:szCs w:val="22"/>
         </w:rPr>
-        <w:t xml:space="preserve">(2) 部屋利用満足度の最大化</w:t>
+        <w:t xml:space="preserve">(2) エレベーター待ち時間の改善</w:t>
       </w:r>
     </w:p>
     <w:p>
@@ -5731,7 +5309,7 @@
           <w:sz w:val="21"/>
           <w:szCs w:val="21"/>
         </w:rPr>
-        <w:t xml:space="preserve">収納スペースの整理・最適化</w:t>
+        <w:t xml:space="preserve">ピーク時間帯の案内と階段利用促進</w:t>
       </w:r>
     </w:p>
     <w:p>
@@ -5750,7 +5328,7 @@
           <w:sz w:val="21"/>
           <w:szCs w:val="21"/>
         </w:rPr>
-        <w:t xml:space="preserve">荷物預かりサービスの案内強化</w:t>
+        <w:t xml:space="preserve">チェックアウト時間分散の促進</w:t>
       </w:r>
     </w:p>
     <w:p>
@@ -5769,7 +5347,7 @@
           <w:sz w:val="21"/>
           <w:szCs w:val="21"/>
         </w:rPr>
-        <w:t xml:space="preserve">部屋タイプ別の使い勝手改善ガイド作成</w:t>
+        <w:t xml:space="preserve">エレベーター近くの待機スペース改善</w:t>
       </w:r>
     </w:p>
     <w:p>
@@ -5788,7 +5366,7 @@
           <w:sz w:val="21"/>
           <w:szCs w:val="21"/>
         </w:rPr>
-        <w:t xml:space="preserve">コンパクトな部屋の魅力を訴求するOTA説明文改訂</w:t>
+        <w:t xml:space="preserve">待ち時間の見える化掲示</w:t>
       </w:r>
     </w:p>
     <w:p>
@@ -5809,7 +5387,7 @@
           <w:sz w:val="22"/>
           <w:szCs w:val="22"/>
         </w:rPr>
-        <w:t xml:space="preserve">(3) 水回り不具合の即時対応</w:t>
+        <w:t xml:space="preserve">(3) 設備老朽化への即時対応</w:t>
       </w:r>
     </w:p>
     <w:p>
@@ -5828,7 +5406,7 @@
           <w:sz w:val="21"/>
           <w:szCs w:val="21"/>
         </w:rPr>
-        <w:t xml:space="preserve">水回り点検チェックリストの強化</w:t>
+        <w:t xml:space="preserve">緊急修繕リストの作成と優先対応</w:t>
       </w:r>
     </w:p>
     <w:p>
@@ -5847,7 +5425,7 @@
           <w:sz w:val="21"/>
           <w:szCs w:val="21"/>
         </w:rPr>
-        <w:t xml:space="preserve">排水・給水トラブルの優先対応フロー</w:t>
+        <w:t xml:space="preserve">老朽化設備の在庫把握と交換計画</w:t>
       </w:r>
     </w:p>
     <w:p>
@@ -5866,7 +5444,7 @@
           <w:sz w:val="21"/>
           <w:szCs w:val="21"/>
         </w:rPr>
-        <w:t xml:space="preserve">浴室清潔度の定期巡回チェック強化</w:t>
+        <w:t xml:space="preserve">スタッフによる日常点検の徹底</w:t>
       </w:r>
     </w:p>
     <w:p>
@@ -5885,7 +5463,7 @@
           <w:sz w:val="21"/>
           <w:szCs w:val="21"/>
         </w:rPr>
-        <w:t xml:space="preserve">不具合報告専用の内線番号周知</w:t>
+        <w:t xml:space="preserve">故障時のバックアップ体制整備</w:t>
       </w:r>
     </w:p>
     <w:p>
@@ -5906,7 +5484,7 @@
           <w:sz w:val="22"/>
           <w:szCs w:val="22"/>
         </w:rPr>
-        <w:t xml:space="preserve">(4) 設備老朽化への即時対応</w:t>
+        <w:t xml:space="preserve">(4) 口コミ返信率100%の実現</w:t>
       </w:r>
     </w:p>
     <w:p>
@@ -5925,7 +5503,7 @@
           <w:sz w:val="21"/>
           <w:szCs w:val="21"/>
         </w:rPr>
-        <w:t xml:space="preserve">緊急修繕リストの作成と優先対応</w:t>
+        <w:t xml:space="preserve">全OTAサイトの口コミへの返信ルール策定（48時間以内）</w:t>
       </w:r>
     </w:p>
     <w:p>
@@ -5944,7 +5522,7 @@
           <w:sz w:val="21"/>
           <w:szCs w:val="21"/>
         </w:rPr>
-        <w:t xml:space="preserve">老朽化設備の在庫把握と交換計画</w:t>
+        <w:t xml:space="preserve">ネガティブ口コミへの丁寧な対応テンプレート作成</w:t>
       </w:r>
     </w:p>
     <w:p>
@@ -5963,7 +5541,65 @@
           <w:sz w:val="21"/>
           <w:szCs w:val="21"/>
         </w:rPr>
-        <w:t xml:space="preserve">スタッフによる日常点検の徹底</w:t>
+        <w:t xml:space="preserve">フロントマネージャーによる週次口コミモニタリング</w:t>
+      </w:r>
+    </w:p>
+    <w:p>
+      <w:r>
+        <w:br w:type="page"/>
+      </w:r>
+    </w:p>
+    <w:p>
+      <w:pPr>
+        <w:pStyle w:val="Heading2"/>
+        <w:spacing w:after="160" w:before="280"/>
+      </w:pPr>
+      <w:r>
+        <w:rPr>
+          <w:rFonts w:ascii="Arial" w:cs="Arial" w:eastAsia="Arial" w:hAnsi="Arial"/>
+          <w:b/>
+          <w:bCs/>
+          <w:color w:val="2E75B6"/>
+          <w:sz w:val="26"/>
+          <w:szCs w:val="26"/>
+        </w:rPr>
+        <w:t xml:space="preserve">Phase 2：短期施策（1〜3ヶ月）</w:t>
+      </w:r>
+    </w:p>
+    <w:p>
+      <w:pPr>
+        <w:spacing w:after="120" w:line="320"/>
+        <w:jc w:val="left"/>
+      </w:pPr>
+      <w:r>
+        <w:rPr>
+          <w:rFonts w:ascii="Arial" w:cs="Arial" w:eastAsia="Arial" w:hAnsi="Arial"/>
+          <w:color w:val="333333"/>
+          <w:sz w:val="21"/>
+          <w:szCs w:val="21"/>
+        </w:rPr>
+        <w:t xml:space="preserve">一定の投資を伴うが、比較的早期に実行可能な施策</w:t>
+      </w:r>
+    </w:p>
+    <w:p>
+      <w:pPr>
+        <w:spacing w:after="80"/>
+      </w:pPr>
+    </w:p>
+    <w:p>
+      <w:pPr>
+        <w:spacing w:after="120" w:before="200"/>
+      </w:pPr>
+      <w:r>
+        <w:rPr>
+          <w:rFonts w:ascii="Arial" w:cs="Arial" w:eastAsia="Arial" w:hAnsi="Arial"/>
+          <w:b/>
+          <w:bCs/>
+          <w:color w:val="1B3A5C"/>
+          <w:sz w:val="22"/>
+          <w:szCs w:val="22"/>
+        </w:rPr>
+        <w:t xml:space="preserve">(1) 部屋改装計画の検討</w:t>
       </w:r>
     </w:p>
     <w:p>
@@ -5982,28 +5618,7 @@
           <w:sz w:val="21"/>
           <w:szCs w:val="21"/>
         </w:rPr>
-        <w:t xml:space="preserve">故障時のバックアップ体制整備</w:t>
-      </w:r>
-    </w:p>
-    <w:p>
-      <w:pPr>
-        <w:spacing w:after="80"/>
-      </w:pPr>
-    </w:p>
-    <w:p>
-      <w:pPr>
-        <w:spacing w:after="120" w:before="200"/>
-      </w:pPr>
-      <w:r>
-        <w:rPr>
-          <w:rFonts w:ascii="Arial" w:cs="Arial" w:eastAsia="Arial" w:hAnsi="Arial"/>
-          <w:b/>
-          <w:bCs/>
-          <w:color w:val="1B3A5C"/>
-          <w:sz w:val="22"/>
-          <w:szCs w:val="22"/>
-        </w:rPr>
-        <w:t xml:space="preserve">(5) 口コミ返信率100%の実現</w:t>
+        <w:t xml:space="preserve">上位グレード部屋への誘導施策導入</w:t>
       </w:r>
     </w:p>
     <w:p>
@@ -6022,7 +5637,7 @@
           <w:sz w:val="21"/>
           <w:szCs w:val="21"/>
         </w:rPr>
-        <w:t xml:space="preserve">全OTAサイトの口コミへの返信ルール策定（48時間以内）</w:t>
+        <w:t xml:space="preserve">スペース効率化家具への入替計画立案</w:t>
       </w:r>
     </w:p>
     <w:p>
@@ -6041,7 +5656,28 @@
           <w:sz w:val="21"/>
           <w:szCs w:val="21"/>
         </w:rPr>
-        <w:t xml:space="preserve">ネガティブ口コミへの丁寧な対応テンプレート作成</w:t>
+        <w:t xml:space="preserve">客室タイプ構成の見直し</w:t>
+      </w:r>
+    </w:p>
+    <w:p>
+      <w:pPr>
+        <w:spacing w:after="80"/>
+      </w:pPr>
+    </w:p>
+    <w:p>
+      <w:pPr>
+        <w:spacing w:after="120" w:before="200"/>
+      </w:pPr>
+      <w:r>
+        <w:rPr>
+          <w:rFonts w:ascii="Arial" w:cs="Arial" w:eastAsia="Arial" w:hAnsi="Arial"/>
+          <w:b/>
+          <w:bCs/>
+          <w:color w:val="1B3A5C"/>
+          <w:sz w:val="22"/>
+          <w:szCs w:val="22"/>
+        </w:rPr>
+        <w:t xml:space="preserve">(1) エレベーター運用改善</w:t>
       </w:r>
     </w:p>
     <w:p>
@@ -6060,65 +5696,7 @@
           <w:sz w:val="21"/>
           <w:szCs w:val="21"/>
         </w:rPr>
-        <w:t xml:space="preserve">フロントマネージャーによる週次口コミモニタリング</w:t>
-      </w:r>
-    </w:p>
-    <w:p>
-      <w:r>
-        <w:br w:type="page"/>
-      </w:r>
-    </w:p>
-    <w:p>
-      <w:pPr>
-        <w:pStyle w:val="Heading2"/>
-        <w:spacing w:after="160" w:before="280"/>
-      </w:pPr>
-      <w:r>
-        <w:rPr>
-          <w:rFonts w:ascii="Arial" w:cs="Arial" w:eastAsia="Arial" w:hAnsi="Arial"/>
-          <w:b/>
-          <w:bCs/>
-          <w:color w:val="2E75B6"/>
-          <w:sz w:val="26"/>
-          <w:szCs w:val="26"/>
-        </w:rPr>
-        <w:t xml:space="preserve">Phase 2：短期施策（1〜3ヶ月）</w:t>
-      </w:r>
-    </w:p>
-    <w:p>
-      <w:pPr>
-        <w:spacing w:after="120" w:line="320"/>
-        <w:jc w:val="left"/>
-      </w:pPr>
-      <w:r>
-        <w:rPr>
-          <w:rFonts w:ascii="Arial" w:cs="Arial" w:eastAsia="Arial" w:hAnsi="Arial"/>
-          <w:color w:val="333333"/>
-          <w:sz w:val="21"/>
-          <w:szCs w:val="21"/>
-        </w:rPr>
-        <w:t xml:space="preserve">一定の投資を伴うが、比較的早期に実行可能な施策</w:t>
-      </w:r>
-    </w:p>
-    <w:p>
-      <w:pPr>
-        <w:spacing w:after="80"/>
-      </w:pPr>
-    </w:p>
-    <w:p>
-      <w:pPr>
-        <w:spacing w:after="120" w:before="200"/>
-      </w:pPr>
-      <w:r>
-        <w:rPr>
-          <w:rFonts w:ascii="Arial" w:cs="Arial" w:eastAsia="Arial" w:hAnsi="Arial"/>
-          <w:b/>
-          <w:bCs/>
-          <w:color w:val="1B3A5C"/>
-          <w:sz w:val="22"/>
-          <w:szCs w:val="22"/>
-        </w:rPr>
-        <w:t xml:space="preserve">(1) エレベーター運用改善</w:t>
+        <w:t xml:space="preserve">エレベーター制御プログラムの最適化</w:t>
       </w:r>
     </w:p>
     <w:p>
@@ -6137,7 +5715,7 @@
           <w:sz w:val="21"/>
           <w:szCs w:val="21"/>
         </w:rPr>
-        <w:t xml:space="preserve">エレベーター制御プログラムの最適化</w:t>
+        <w:t xml:space="preserve">増設可否の建物調査実施</w:t>
       </w:r>
     </w:p>
     <w:p>
@@ -6156,7 +5734,28 @@
           <w:sz w:val="21"/>
           <w:szCs w:val="21"/>
         </w:rPr>
-        <w:t xml:space="preserve">増設可否の建物調査実施</w:t>
+        <w:t xml:space="preserve">荷物専用エレベーターの時間帯設定</w:t>
+      </w:r>
+    </w:p>
+    <w:p>
+      <w:pPr>
+        <w:spacing w:after="80"/>
+      </w:pPr>
+    </w:p>
+    <w:p>
+      <w:pPr>
+        <w:spacing w:after="120" w:before="200"/>
+      </w:pPr>
+      <w:r>
+        <w:rPr>
+          <w:rFonts w:ascii="Arial" w:cs="Arial" w:eastAsia="Arial" w:hAnsi="Arial"/>
+          <w:b/>
+          <w:bCs/>
+          <w:color w:val="1B3A5C"/>
+          <w:sz w:val="22"/>
+          <w:szCs w:val="22"/>
+        </w:rPr>
+        <w:t xml:space="preserve">(1) 設備更新の計画的実施</w:t>
       </w:r>
     </w:p>
     <w:p>
@@ -6175,28 +5774,7 @@
           <w:sz w:val="21"/>
           <w:szCs w:val="21"/>
         </w:rPr>
-        <w:t xml:space="preserve">荷物専用エレベーターの時間帯設定</w:t>
-      </w:r>
-    </w:p>
-    <w:p>
-      <w:pPr>
-        <w:spacing w:after="80"/>
-      </w:pPr>
-    </w:p>
-    <w:p>
-      <w:pPr>
-        <w:spacing w:after="120" w:before="200"/>
-      </w:pPr>
-      <w:r>
-        <w:rPr>
-          <w:rFonts w:ascii="Arial" w:cs="Arial" w:eastAsia="Arial" w:hAnsi="Arial"/>
-          <w:b/>
-          <w:bCs/>
-          <w:color w:val="1B3A5C"/>
-          <w:sz w:val="22"/>
-          <w:szCs w:val="22"/>
-        </w:rPr>
-        <w:t xml:space="preserve">(1) 部屋改装計画の検討</w:t>
+        <w:t xml:space="preserve">中長期設備更新ロードマップの策定</w:t>
       </w:r>
     </w:p>
     <w:p>
@@ -6215,7 +5793,7 @@
           <w:sz w:val="21"/>
           <w:szCs w:val="21"/>
         </w:rPr>
-        <w:t xml:space="preserve">上位グレード部屋への誘導施策導入</w:t>
+        <w:t xml:space="preserve">高頻度使用備品の計画的交換サイクル確立</w:t>
       </w:r>
     </w:p>
     <w:p>
@@ -6234,104 +5812,7 @@
           <w:sz w:val="21"/>
           <w:szCs w:val="21"/>
         </w:rPr>
-        <w:t xml:space="preserve">スペース効率化家具への入替計画立案</w:t>
-      </w:r>
-    </w:p>
-    <w:p>
-      <w:pPr>
-        <w:pStyle w:val="ListParagraph"/>
-        <w:numPr>
-          <w:ilvl w:val="0"/>
-          <w:numId w:val="2"/>
-        </w:numPr>
-        <w:spacing w:after="80" w:line="300"/>
-      </w:pPr>
-      <w:r>
-        <w:rPr>
-          <w:rFonts w:ascii="Arial" w:cs="Arial" w:eastAsia="Arial" w:hAnsi="Arial"/>
-          <w:color w:val="333333"/>
-          <w:sz w:val="21"/>
-          <w:szCs w:val="21"/>
-        </w:rPr>
-        <w:t xml:space="preserve">客室タイプ構成の見直し</w:t>
-      </w:r>
-    </w:p>
-    <w:p>
-      <w:pPr>
-        <w:spacing w:after="80"/>
-      </w:pPr>
-    </w:p>
-    <w:p>
-      <w:pPr>
-        <w:spacing w:after="120" w:before="200"/>
-      </w:pPr>
-      <w:r>
-        <w:rPr>
-          <w:rFonts w:ascii="Arial" w:cs="Arial" w:eastAsia="Arial" w:hAnsi="Arial"/>
-          <w:b/>
-          <w:bCs/>
-          <w:color w:val="1B3A5C"/>
-          <w:sz w:val="22"/>
-          <w:szCs w:val="22"/>
-        </w:rPr>
-        <w:t xml:space="preserve">(1) 水回り設備の計画的更新</w:t>
-      </w:r>
-    </w:p>
-    <w:p>
-      <w:pPr>
-        <w:pStyle w:val="ListParagraph"/>
-        <w:numPr>
-          <w:ilvl w:val="0"/>
-          <w:numId w:val="2"/>
-        </w:numPr>
-        <w:spacing w:after="80" w:line="300"/>
-      </w:pPr>
-      <w:r>
-        <w:rPr>
-          <w:rFonts w:ascii="Arial" w:cs="Arial" w:eastAsia="Arial" w:hAnsi="Arial"/>
-          <w:color w:val="333333"/>
-          <w:sz w:val="21"/>
-          <w:szCs w:val="21"/>
-        </w:rPr>
-        <w:t xml:space="preserve">老朽化した給排水設備の交換計画</w:t>
-      </w:r>
-    </w:p>
-    <w:p>
-      <w:pPr>
-        <w:pStyle w:val="ListParagraph"/>
-        <w:numPr>
-          <w:ilvl w:val="0"/>
-          <w:numId w:val="2"/>
-        </w:numPr>
-        <w:spacing w:after="80" w:line="300"/>
-      </w:pPr>
-      <w:r>
-        <w:rPr>
-          <w:rFonts w:ascii="Arial" w:cs="Arial" w:eastAsia="Arial" w:hAnsi="Arial"/>
-          <w:color w:val="333333"/>
-          <w:sz w:val="21"/>
-          <w:szCs w:val="21"/>
-        </w:rPr>
-        <w:t xml:space="preserve">シャワーヘッド・蛇口等の節水型設備導入</w:t>
-      </w:r>
-    </w:p>
-    <w:p>
-      <w:pPr>
-        <w:pStyle w:val="ListParagraph"/>
-        <w:numPr>
-          <w:ilvl w:val="0"/>
-          <w:numId w:val="2"/>
-        </w:numPr>
-        <w:spacing w:after="80" w:line="300"/>
-      </w:pPr>
-      <w:r>
-        <w:rPr>
-          <w:rFonts w:ascii="Arial" w:cs="Arial" w:eastAsia="Arial" w:hAnsi="Arial"/>
-          <w:color w:val="333333"/>
-          <w:sz w:val="21"/>
-          <w:szCs w:val="21"/>
-        </w:rPr>
-        <w:t xml:space="preserve">定期メンテナンス契約の見直し</w:t>
+        <w:t xml:space="preserve">省エネ設備への転換による維持費削減</w:t>
       </w:r>
     </w:p>
     <w:p>
@@ -6950,7 +6431,7 @@
                 <w:sz w:val="20"/>
                 <w:szCs w:val="20"/>
               </w:rPr>
-              <w:t xml:space="preserve">8.64点</w:t>
+              <w:t xml:space="preserve">8.66点</w:t>
             </w:r>
           </w:p>
         </w:tc>
@@ -6984,7 +6465,7 @@
                 <w:sz w:val="20"/>
                 <w:szCs w:val="20"/>
               </w:rPr>
-              <w:t xml:space="preserve">8.9点以上</w:t>
+              <w:t xml:space="preserve">9.0点以上</w:t>
             </w:r>
           </w:p>
         </w:tc>
@@ -7090,7 +6571,7 @@
                 <w:sz w:val="20"/>
                 <w:szCs w:val="20"/>
               </w:rPr>
-              <w:t xml:space="preserve">80.9%</w:t>
+              <w:t xml:space="preserve">81.7%</w:t>
             </w:r>
           </w:p>
         </w:tc>
@@ -7125,7 +6606,7 @@
                 <w:sz w:val="20"/>
                 <w:szCs w:val="20"/>
               </w:rPr>
-              <w:t xml:space="preserve">86%以上</w:t>
+              <w:t xml:space="preserve">87%以上</w:t>
             </w:r>
           </w:p>
         </w:tc>
@@ -7230,7 +6711,7 @@
                 <w:sz w:val="20"/>
                 <w:szCs w:val="20"/>
               </w:rPr>
-              <w:t xml:space="preserve">2.2%</w:t>
+              <w:t xml:space="preserve">4.2%</w:t>
             </w:r>
           </w:p>
         </w:tc>
@@ -7264,7 +6745,7 @@
                 <w:sz w:val="20"/>
                 <w:szCs w:val="20"/>
               </w:rPr>
-              <w:t xml:space="preserve">1.2%以下</w:t>
+              <w:t xml:space="preserve">3.2%以下</w:t>
             </w:r>
           </w:p>
         </w:tc>
@@ -7510,7 +6991,7 @@
                 <w:sz w:val="20"/>
                 <w:szCs w:val="20"/>
               </w:rPr>
-              <w:t xml:space="preserve">9.50/10点</w:t>
+              <w:t xml:space="preserve">9.33/10点</w:t>
             </w:r>
           </w:p>
         </w:tc>
@@ -7544,7 +7025,7 @@
                 <w:sz w:val="20"/>
                 <w:szCs w:val="20"/>
               </w:rPr>
-              <w:t xml:space="preserve">9.7/10点以上</w:t>
+              <w:t xml:space="preserve">9.5/10点以上</w:t>
             </w:r>
           </w:p>
         </w:tc>
@@ -7650,7 +7131,7 @@
                 <w:sz w:val="20"/>
                 <w:szCs w:val="20"/>
               </w:rPr>
-              <w:t xml:space="preserve">4.71/5点</w:t>
+              <w:t xml:space="preserve">4.67/5点</w:t>
             </w:r>
           </w:p>
         </w:tc>
@@ -7797,7 +7278,7 @@
                 <w:sz w:val="21"/>
                 <w:szCs w:val="21"/>
               </w:rPr>
-              <w:t xml:space="preserve">本分析では、川崎日航ホテルの2025年12月〜2026年3月の口コミ136件を包括的に評価しました。総合評価8.64点（10点換算）、高評価率80.9%という結果から、当ホテルのサービス品質は概ね高い水準にあることが確認できます。</w:t>
+              <w:t xml:space="preserve">本分析では、川崎日航ホテルの2025年12月〜2026年4月の口コミ71件を包括的に評価しました。総合評価8.66点（10点換算）、高評価率81.7%という結果から、当ホテルのサービス品質は概ね高い水準にあることが確認できます。</w:t>
             </w:r>
           </w:p>
           <w:p>
@@ -7825,7 +7306,7 @@
                 <w:sz w:val="21"/>
                 <w:szCs w:val="21"/>
               </w:rPr>
-              <w:t xml:space="preserve">一方、エレベーター待ちに関する指摘が見られ、本レポートで提示した3フェーズの改善施策を実施することで、さらなる評価向上が期待できます。</w:t>
+              <w:t xml:space="preserve">一方、部屋狭小感に関する指摘が見られ、本レポートで提示した3フェーズの改善施策を実施することで、さらなる評価向上が期待できます。</w:t>
             </w:r>
           </w:p>
           <w:p>
@@ -7839,7 +7320,7 @@
                 <w:sz w:val="21"/>
                 <w:szCs w:val="21"/>
               </w:rPr>
-              <w:t xml:space="preserve">Phase 1の即時対応施策から着実に実行し、6ヶ月以内に全体平均8.9点以上、高評価率86%以上を目指すことを推奨いたします。</w:t>
+              <w:t xml:space="preserve">Phase 1の即時対応施策から着実に実行し、6ヶ月以内に全体平均9.0点以上、高評価率87%以上を目指すことを推奨いたします。</w:t>
             </w:r>
           </w:p>
           <w:p>
